--- a/Lab03/report/21127645_LeMinh_21127224_NguyenVuBach_Lab03_ParameterTampering.docx
+++ b/Lab03/report/21127645_LeMinh_21127224_NguyenVuBach_Lab03_ParameterTampering.docx
@@ -7469,6 +7469,495 @@
       </w:tr>
     </w:tbl>
     <w:p/>
+    <w:p>
+      <w:r>
+        <w:br w:type="page"/>
+      </w:r>
+    </w:p>
+    <w:p>
+      <w:pPr>
+        <w:spacing w:before="160" w:after="80"/>
+      </w:pPr>
+      <w:r>
+        <w:rPr>
+          <w:rFonts w:ascii="Times New Roman" w:hAnsi="Times New Roman"/>
+          <w:b/>
+          <w:color w:val="2F5597"/>
+          <w:sz w:val="30"/>
+        </w:rPr>
+        <w:t>PHỤ LỤC BẰNG CHỨNG HÌNH ẢNH TỐI GIẢN</w:t>
+      </w:r>
+    </w:p>
+    <w:p>
+      <w:pPr>
+        <w:spacing w:before="0" w:after="100"/>
+      </w:pPr>
+      <w:r>
+        <w:rPr>
+          <w:rFonts w:ascii="Times New Roman" w:hAnsi="Times New Roman"/>
+          <w:b w:val="0"/>
+          <w:sz w:val="24"/>
+        </w:rPr>
+        <w:t>Phần này là bộ ảnh minh chứng tối thiểu cho Lab03 - PARAMETER TAMPERING. Danh sách dưới đây thay cho việc chụp riêng từng tab DevTools hoặc nhiều ảnh lặp cùng một kết quả.</w:t>
+      </w:r>
+    </w:p>
+    <w:p>
+      <w:pPr>
+        <w:spacing w:before="0" w:after="80"/>
+      </w:pPr>
+      <w:r>
+        <w:rPr>
+          <w:rFonts w:ascii="Times New Roman" w:hAnsi="Times New Roman"/>
+          <w:b/>
+          <w:sz w:val="24"/>
+        </w:rPr>
+        <w:t>Tổng số ảnh cần chèn: 4.</w:t>
+      </w:r>
+    </w:p>
+    <w:p>
+      <w:pPr>
+        <w:spacing w:before="0" w:after="120"/>
+      </w:pPr>
+      <w:r>
+        <w:rPr>
+          <w:rFonts w:ascii="Times New Roman" w:hAnsi="Times New Roman"/>
+          <w:b w:val="0"/>
+          <w:sz w:val="24"/>
+        </w:rPr>
+        <w:t>Quy tắc: dùng đúng localhost và scenario có sẵn trong repository, giữ URL/route và kết quả chính, che password, session ID, cookie/token/secret dài. Không cần ảnh cài đặt, terminal khởi động, trang chủ hoặc ảnh trung gian.</w:t>
+      </w:r>
+    </w:p>
+    <w:p>
+      <w:pPr>
+        <w:spacing w:before="120" w:after="60"/>
+      </w:pPr>
+      <w:r>
+        <w:rPr>
+          <w:rFonts w:ascii="Times New Roman" w:hAnsi="Times New Roman"/>
+          <w:b/>
+          <w:sz w:val="24"/>
+        </w:rPr>
+        <w:t>Hình 1. Price tampering - vulnerable và secure</w:t>
+      </w:r>
+    </w:p>
+    <w:tbl>
+      <w:tblPr>
+        <w:tblW w:type="auto" w:w="0"/>
+        <w:tblLayout w:type="fixed"/>
+        <w:tblLook w:firstColumn="1" w:firstRow="1" w:lastColumn="0" w:lastRow="0" w:noHBand="0" w:noVBand="1" w:val="04A0"/>
+      </w:tblPr>
+      <w:tblGrid>
+        <w:gridCol w:w="9072"/>
+      </w:tblGrid>
+      <w:tr>
+        <w:tc>
+          <w:tcPr>
+            <w:tcW w:type="dxa" w:w="9072"/>
+            <w:vAlign w:val="center"/>
+            <w:tcBorders>
+              <w:top w:val="dashed" w:sz="8" w:color="808080"/>
+              <w:left w:val="dashed" w:sz="8" w:color="808080"/>
+              <w:bottom w:val="dashed" w:sz="8" w:color="808080"/>
+              <w:right w:val="dashed" w:sz="8" w:color="808080"/>
+            </w:tcBorders>
+            <w:shd w:fill="F2F2F2"/>
+          </w:tcPr>
+          <w:p>
+            <w:pPr>
+              <w:spacing w:before="680" w:after="680"/>
+              <w:jc w:val="center"/>
+            </w:pPr>
+            <w:r>
+              <w:rPr>
+                <w:rFonts w:ascii="Times New Roman" w:hAnsi="Times New Roman"/>
+                <w:b/>
+                <w:sz w:val="28"/>
+              </w:rPr>
+              <w:t>[ CHÈN ẢNH 01 TẠI ĐÂY ]</w:t>
+              <w:br/>
+              <w:t>01_price_tampering.png</w:t>
+            </w:r>
+          </w:p>
+        </w:tc>
+      </w:tr>
+    </w:tbl>
+    <w:p>
+      <w:pPr>
+        <w:spacing w:before="40" w:after="40"/>
+      </w:pPr>
+      <w:r>
+        <w:rPr>
+          <w:rFonts w:ascii="Times New Roman" w:hAnsi="Times New Roman"/>
+          <w:b/>
+          <w:sz w:val="24"/>
+        </w:rPr>
+        <w:t xml:space="preserve">Ảnh phải thể hiện: </w:t>
+      </w:r>
+      <w:r>
+        <w:rPr>
+          <w:rFonts w:ascii="Times New Roman" w:hAnsi="Times New Roman"/>
+          <w:b w:val="0"/>
+          <w:sz w:val="24"/>
+        </w:rPr>
+        <w:t>Chụp request sửa price của product 5 từ 100000 thành 1 và kết quả vulnerable chấp nhận. Trong cùng ảnh hoặc bố cục cạnh nhau, thể hiện secure checkout lấy lại giá 100000 từ server/database.</w:t>
+      </w:r>
+    </w:p>
+    <w:p>
+      <w:pPr>
+        <w:spacing w:after="100"/>
+      </w:pPr>
+      <w:r>
+        <w:rPr>
+          <w:rFonts w:ascii="Times New Roman" w:hAnsi="Times New Roman"/>
+          <w:b/>
+          <w:sz w:val="24"/>
+        </w:rPr>
+        <w:t>Tên file đề nghị: 01_price_tampering.png</w:t>
+      </w:r>
+    </w:p>
+    <w:p>
+      <w:pPr>
+        <w:spacing w:before="120" w:after="60"/>
+      </w:pPr>
+      <w:r>
+        <w:rPr>
+          <w:rFonts w:ascii="Times New Roman" w:hAnsi="Times New Roman"/>
+          <w:b/>
+          <w:sz w:val="24"/>
+        </w:rPr>
+        <w:t>Hình 2. IDOR - Broken Access Control</w:t>
+      </w:r>
+    </w:p>
+    <w:tbl>
+      <w:tblPr>
+        <w:tblW w:type="auto" w:w="0"/>
+        <w:tblLayout w:type="fixed"/>
+        <w:tblLook w:firstColumn="1" w:firstRow="1" w:lastColumn="0" w:lastRow="0" w:noHBand="0" w:noVBand="1" w:val="04A0"/>
+      </w:tblPr>
+      <w:tblGrid>
+        <w:gridCol w:w="9072"/>
+      </w:tblGrid>
+      <w:tr>
+        <w:tc>
+          <w:tcPr>
+            <w:tcW w:type="dxa" w:w="9072"/>
+            <w:vAlign w:val="center"/>
+            <w:tcBorders>
+              <w:top w:val="dashed" w:sz="8" w:color="808080"/>
+              <w:left w:val="dashed" w:sz="8" w:color="808080"/>
+              <w:bottom w:val="dashed" w:sz="8" w:color="808080"/>
+              <w:right w:val="dashed" w:sz="8" w:color="808080"/>
+            </w:tcBorders>
+            <w:shd w:fill="F2F2F2"/>
+          </w:tcPr>
+          <w:p>
+            <w:pPr>
+              <w:spacing w:before="680" w:after="680"/>
+              <w:jc w:val="center"/>
+            </w:pPr>
+            <w:r>
+              <w:rPr>
+                <w:rFonts w:ascii="Times New Roman" w:hAnsi="Times New Roman"/>
+                <w:b/>
+                <w:sz w:val="28"/>
+              </w:rPr>
+              <w:t>[ CHÈN ẢNH 02 TẠI ĐÂY ]</w:t>
+              <w:br/>
+              <w:t>02_idor.png</w:t>
+            </w:r>
+          </w:p>
+        </w:tc>
+      </w:tr>
+    </w:tbl>
+    <w:p>
+      <w:pPr>
+        <w:spacing w:before="40" w:after="40"/>
+      </w:pPr>
+      <w:r>
+        <w:rPr>
+          <w:rFonts w:ascii="Times New Roman" w:hAnsi="Times New Roman"/>
+          <w:b/>
+          <w:sz w:val="24"/>
+        </w:rPr>
+        <w:t xml:space="preserve">Ảnh phải thể hiện: </w:t>
+      </w:r>
+      <w:r>
+        <w:rPr>
+          <w:rFonts w:ascii="Times New Roman" w:hAnsi="Times New Roman"/>
+          <w:b w:val="0"/>
+          <w:sz w:val="24"/>
+        </w:rPr>
+        <w:t>Đăng nhập user_a, đổi invoice từ 1001 sang 1002. Ảnh phải chứng minh vulnerable xem được invoice người khác và secure trả 403 hoặc không render dữ liệu.</w:t>
+      </w:r>
+    </w:p>
+    <w:p>
+      <w:pPr>
+        <w:spacing w:after="100"/>
+      </w:pPr>
+      <w:r>
+        <w:rPr>
+          <w:rFonts w:ascii="Times New Roman" w:hAnsi="Times New Roman"/>
+          <w:b/>
+          <w:sz w:val="24"/>
+        </w:rPr>
+        <w:t>Tên file đề nghị: 02_idor.png</w:t>
+      </w:r>
+    </w:p>
+    <w:p>
+      <w:pPr>
+        <w:spacing w:before="120" w:after="60"/>
+      </w:pPr>
+      <w:r>
+        <w:rPr>
+          <w:rFonts w:ascii="Times New Roman" w:hAnsi="Times New Roman"/>
+          <w:b/>
+          <w:sz w:val="24"/>
+        </w:rPr>
+        <w:t>Hình 3. Role tampering / mass assignment</w:t>
+      </w:r>
+    </w:p>
+    <w:tbl>
+      <w:tblPr>
+        <w:tblW w:type="auto" w:w="0"/>
+        <w:tblLayout w:type="fixed"/>
+        <w:tblLook w:firstColumn="1" w:firstRow="1" w:lastColumn="0" w:lastRow="0" w:noHBand="0" w:noVBand="1" w:val="04A0"/>
+      </w:tblPr>
+      <w:tblGrid>
+        <w:gridCol w:w="9072"/>
+      </w:tblGrid>
+      <w:tr>
+        <w:tc>
+          <w:tcPr>
+            <w:tcW w:type="dxa" w:w="9072"/>
+            <w:vAlign w:val="center"/>
+            <w:tcBorders>
+              <w:top w:val="dashed" w:sz="8" w:color="808080"/>
+              <w:left w:val="dashed" w:sz="8" w:color="808080"/>
+              <w:bottom w:val="dashed" w:sz="8" w:color="808080"/>
+              <w:right w:val="dashed" w:sz="8" w:color="808080"/>
+            </w:tcBorders>
+            <w:shd w:fill="F2F2F2"/>
+          </w:tcPr>
+          <w:p>
+            <w:pPr>
+              <w:spacing w:before="680" w:after="680"/>
+              <w:jc w:val="center"/>
+            </w:pPr>
+            <w:r>
+              <w:rPr>
+                <w:rFonts w:ascii="Times New Roman" w:hAnsi="Times New Roman"/>
+                <w:b/>
+                <w:sz w:val="28"/>
+              </w:rPr>
+              <w:t>[ CHÈN ẢNH 03 TẠI ĐÂY ]</w:t>
+              <w:br/>
+              <w:t>03_role_tampering.png</w:t>
+            </w:r>
+          </w:p>
+        </w:tc>
+      </w:tr>
+    </w:tbl>
+    <w:p>
+      <w:pPr>
+        <w:spacing w:before="40" w:after="40"/>
+      </w:pPr>
+      <w:r>
+        <w:rPr>
+          <w:rFonts w:ascii="Times New Roman" w:hAnsi="Times New Roman"/>
+          <w:b/>
+          <w:sz w:val="24"/>
+        </w:rPr>
+        <w:t xml:space="preserve">Ảnh phải thể hiện: </w:t>
+      </w:r>
+      <w:r>
+        <w:rPr>
+          <w:rFonts w:ascii="Times New Roman" w:hAnsi="Times New Roman"/>
+          <w:b w:val="0"/>
+          <w:sz w:val="24"/>
+        </w:rPr>
+        <w:t>Sửa hidden role=user thành admin ở vulnerable và cho thấy role bị thay đổi. Bản secure phải bỏ qua trường role và giữ user.</w:t>
+      </w:r>
+    </w:p>
+    <w:p>
+      <w:pPr>
+        <w:spacing w:after="100"/>
+      </w:pPr>
+      <w:r>
+        <w:rPr>
+          <w:rFonts w:ascii="Times New Roman" w:hAnsi="Times New Roman"/>
+          <w:b/>
+          <w:sz w:val="24"/>
+        </w:rPr>
+        <w:t>Tên file đề nghị: 03_role_tampering.png</w:t>
+      </w:r>
+    </w:p>
+    <w:p>
+      <w:pPr>
+        <w:spacing w:before="120" w:after="60"/>
+      </w:pPr>
+      <w:r>
+        <w:rPr>
+          <w:rFonts w:ascii="Times New Roman" w:hAnsi="Times New Roman"/>
+          <w:b/>
+          <w:sz w:val="24"/>
+        </w:rPr>
+        <w:t>Hình 4. Audit log cho hành vi tampering</w:t>
+      </w:r>
+    </w:p>
+    <w:tbl>
+      <w:tblPr>
+        <w:tblW w:type="auto" w:w="0"/>
+        <w:tblLayout w:type="fixed"/>
+        <w:tblLook w:firstColumn="1" w:firstRow="1" w:lastColumn="0" w:lastRow="0" w:noHBand="0" w:noVBand="1" w:val="04A0"/>
+      </w:tblPr>
+      <w:tblGrid>
+        <w:gridCol w:w="9072"/>
+      </w:tblGrid>
+      <w:tr>
+        <w:tc>
+          <w:tcPr>
+            <w:tcW w:type="dxa" w:w="9072"/>
+            <w:vAlign w:val="center"/>
+            <w:tcBorders>
+              <w:top w:val="dashed" w:sz="8" w:color="808080"/>
+              <w:left w:val="dashed" w:sz="8" w:color="808080"/>
+              <w:bottom w:val="dashed" w:sz="8" w:color="808080"/>
+              <w:right w:val="dashed" w:sz="8" w:color="808080"/>
+            </w:tcBorders>
+            <w:shd w:fill="F2F2F2"/>
+          </w:tcPr>
+          <w:p>
+            <w:pPr>
+              <w:spacing w:before="680" w:after="680"/>
+              <w:jc w:val="center"/>
+            </w:pPr>
+            <w:r>
+              <w:rPr>
+                <w:rFonts w:ascii="Times New Roman" w:hAnsi="Times New Roman"/>
+                <w:b/>
+                <w:sz w:val="28"/>
+              </w:rPr>
+              <w:t>[ CHÈN ẢNH 04 TẠI ĐÂY ]</w:t>
+              <w:br/>
+              <w:t>04_audit_evidence.png</w:t>
+            </w:r>
+          </w:p>
+        </w:tc>
+      </w:tr>
+    </w:tbl>
+    <w:p>
+      <w:pPr>
+        <w:spacing w:before="40" w:after="40"/>
+      </w:pPr>
+      <w:r>
+        <w:rPr>
+          <w:rFonts w:ascii="Times New Roman" w:hAnsi="Times New Roman"/>
+          <w:b/>
+          <w:sz w:val="24"/>
+        </w:rPr>
+        <w:t xml:space="preserve">Ảnh phải thể hiện: </w:t>
+      </w:r>
+      <w:r>
+        <w:rPr>
+          <w:rFonts w:ascii="Times New Roman" w:hAnsi="Times New Roman"/>
+          <w:b w:val="0"/>
+          <w:sz w:val="24"/>
+        </w:rPr>
+        <w:t>Chụp audit/log của secure route có ít nhất một sự kiện price mismatch, invoice_access_denied hoặc sensitive_field_submitted. Một ảnh log đủ cho phần phát hiện và điều tra.</w:t>
+      </w:r>
+    </w:p>
+    <w:p>
+      <w:pPr>
+        <w:spacing w:after="100"/>
+      </w:pPr>
+      <w:r>
+        <w:rPr>
+          <w:rFonts w:ascii="Times New Roman" w:hAnsi="Times New Roman"/>
+          <w:b/>
+          <w:sz w:val="24"/>
+        </w:rPr>
+        <w:t>Tên file đề nghị: 04_audit_evidence.png</w:t>
+      </w:r>
+    </w:p>
+    <w:p>
+      <w:pPr>
+        <w:spacing w:before="160" w:after="80"/>
+      </w:pPr>
+      <w:r>
+        <w:rPr>
+          <w:rFonts w:ascii="Times New Roman" w:hAnsi="Times New Roman"/>
+          <w:b/>
+          <w:color w:val="2F5597"/>
+          <w:sz w:val="26"/>
+        </w:rPr>
+        <w:t>Checklist ảnh trước khi nộp</w:t>
+      </w:r>
+    </w:p>
+    <w:p>
+      <w:pPr>
+        <w:spacing w:before="0" w:after="20"/>
+      </w:pPr>
+      <w:r>
+        <w:rPr>
+          <w:rFonts w:ascii="Times New Roman" w:hAnsi="Times New Roman"/>
+          <w:b w:val="0"/>
+          <w:sz w:val="24"/>
+        </w:rPr>
+        <w:t>• Đủ 4 ảnh theo danh sách, không có ảnh trùng ý.</w:t>
+      </w:r>
+    </w:p>
+    <w:p>
+      <w:pPr>
+        <w:spacing w:before="0" w:after="20"/>
+      </w:pPr>
+      <w:r>
+        <w:rPr>
+          <w:rFonts w:ascii="Times New Roman" w:hAnsi="Times New Roman"/>
+          <w:b w:val="0"/>
+          <w:sz w:val="24"/>
+        </w:rPr>
+        <w:t>• Ảnh đọc được URL/route và kết quả chính ở mức zoom bình thường.</w:t>
+      </w:r>
+    </w:p>
+    <w:p>
+      <w:pPr>
+        <w:spacing w:before="0" w:after="20"/>
+      </w:pPr>
+      <w:r>
+        <w:rPr>
+          <w:rFonts w:ascii="Times New Roman" w:hAnsi="Times New Roman"/>
+          <w:b w:val="0"/>
+          <w:sz w:val="24"/>
+        </w:rPr>
+        <w:t>• Bản vulnerable và secure dùng cùng input/scenario khi cần so sánh.</w:t>
+      </w:r>
+    </w:p>
+    <w:p>
+      <w:pPr>
+        <w:spacing w:before="0" w:after="20"/>
+      </w:pPr>
+      <w:r>
+        <w:rPr>
+          <w:rFonts w:ascii="Times New Roman" w:hAnsi="Times New Roman"/>
+          <w:b w:val="0"/>
+          <w:sz w:val="24"/>
+        </w:rPr>
+        <w:t>• Không lộ password, session ID, cookie đầy đủ, token đầy đủ hoặc secret key.</w:t>
+      </w:r>
+    </w:p>
+    <w:p>
+      <w:pPr>
+        <w:spacing w:before="0" w:after="20"/>
+      </w:pPr>
+      <w:r>
+        <w:rPr>
+          <w:rFonts w:ascii="Times New Roman" w:hAnsi="Times New Roman"/>
+          <w:b w:val="0"/>
+          <w:sz w:val="24"/>
+        </w:rPr>
+        <w:t>• Caption mô tả đúng điều ảnh chứng minh.</w:t>
+      </w:r>
+    </w:p>
     <w:sectPr>
       <w:headerReference w:type="default" r:id="rId9"/>
       <w:footerReference w:type="default" r:id="rId10"/>
